--- a/public/templates/财产保全申请书.docx
+++ b/public/templates/财产保全申请书.docx
@@ -32,22 +32,37 @@
           <w:sz w:val="24"/>
           <w:szCs w:val="24"/>
         </w:rPr>
-        <w:t xml:space="preserve">申请人：{{申请人姓名}}，性别：{{性别}}，{{出生日期}}出生，{{民族}}族，住址：{{住址}}，联系电话：{{电话}}。</w:t>
-      </w:r>
-    </w:p>
-    <w:p>
-      <w:pPr>
-        <w:spacing w:line="360"/>
-        <w:ind w:firstLine="480"/>
-      </w:pPr>
-      <w:r>
-        <w:rPr>
-          <w:rFonts w:ascii="宋体" w:cs="宋体" w:eastAsia="宋体" w:hAnsi="宋体"/>
-          <w:color w:val="FF0000"/>
-          <w:sz w:val="24"/>
-          <w:szCs w:val="24"/>
-        </w:rPr>
-        <w:t xml:space="preserve">被申请人：{{被申请人姓名}}，性别：{{性别}}，{{出生日期}}出生，{{民族}}族，住址：{{住址}}，联系电话：{{电话}}。</w:t>
+        <w:t xml:space="preserve">申请人：{{申请人姓名}}，{{性别}}，{{出生日期}}出生，{{民族}}族，{{身份证号}}，住址：{{住址}}，联系电话：{{电话}}。</w:t>
+      </w:r>
+    </w:p>
+    <w:p>
+      <w:pPr>
+        <w:spacing w:line="360"/>
+        <w:ind w:firstLine="480"/>
+      </w:pPr>
+      <w:r>
+        <w:rPr>
+          <w:rFonts w:ascii="宋体" w:cs="宋体" w:eastAsia="宋体" w:hAnsi="宋体"/>
+          <w:color w:val="FF0000"/>
+          <w:sz w:val="24"/>
+          <w:szCs w:val="24"/>
+        </w:rPr>
+        <w:t xml:space="preserve">委托诉讼代理人：{{代理人姓名}}，{{律师事务所名称}}律师。</w:t>
+      </w:r>
+    </w:p>
+    <w:p>
+      <w:pPr>
+        <w:spacing w:line="360"/>
+        <w:ind w:firstLine="480"/>
+      </w:pPr>
+      <w:r>
+        <w:rPr>
+          <w:rFonts w:ascii="宋体" w:cs="宋体" w:eastAsia="宋体" w:hAnsi="宋体"/>
+          <w:color w:val="FF0000"/>
+          <w:sz w:val="24"/>
+          <w:szCs w:val="24"/>
+        </w:rPr>
+        <w:t xml:space="preserve">被申请人：{{被申请人姓名}}，{{性别}}，{{出生日期}}出生，{{民族}}族，{{身份证号}}，住址：{{住址}}，联系电话：{{电话}}。</w:t>
       </w:r>
     </w:p>
     <w:p/>
